--- a/examples/outputs/hello-world-output.docx
+++ b/examples/outputs/hello-world-output.docx
@@ -19,7 +19,7 @@
     <w:p/>
     <w:p>
       <w:r>
-        <w:t xml:space="preserve">Welcome to Templify. Today is 2025-11-20 and you are customer #12345.</w:t>
+        <w:t xml:space="preserve">Welcome to Templify. Today is 2025-01-15 and you are customer #12345.</w:t>
       </w:r>
     </w:p>
     <w:p/>
@@ -30,7 +30,7 @@
     </w:p>
     <w:p>
       <w:r>
-        <w:t xml:space="preserve">Balance: 1250,50 EUR</w:t>
+        <w:t xml:space="preserve">Balance: 1250.50 EUR</w:t>
       </w:r>
     </w:p>
     <w:p/>
